--- a/ปก.docx
+++ b/ปก.docx
@@ -39,7 +39,7 @@
           <v:shape id="_x0000_i1025" type="#_x0000_t75" alt="" style="width:95.25pt;height:2in;mso-width-percent:0;mso-height-percent:0;mso-width-percent:0;mso-height-percent:0" o:ole="">
             <v:imagedata r:id="rId6" o:title=""/>
           </v:shape>
-          <o:OLEObject Type="Embed" ProgID="Visio.Drawing.11" ShapeID="_x0000_i1025" DrawAspect="Content" ObjectID="_1847453458" r:id="rId7"/>
+          <o:OLEObject Type="Embed" ProgID="Visio.Drawing.11" ShapeID="_x0000_i1025" DrawAspect="Content" ObjectID="_1847971035" r:id="rId7"/>
         </w:object>
       </w:r>
     </w:p>
@@ -64,47 +64,50 @@
           </w:tcPr>
           <w:p>
             <w:pPr>
+              <w:tabs>
+                <w:tab w:val="left" w:pos="2070"/>
+              </w:tabs>
               <w:jc w:val="center"/>
               <w:rPr>
                 <w:rFonts w:ascii="TH Sarabun New" w:hAnsi="TH Sarabun New" w:cs="TH Sarabun New"/>
                 <w:b/>
                 <w:bCs/>
-                <w:sz w:val="40"/>
-                <w:szCs w:val="40"/>
+                <w:sz w:val="36"/>
+                <w:szCs w:val="36"/>
               </w:rPr>
             </w:pPr>
             <w:r>
               <w:rPr>
-                <w:rFonts w:ascii="TH Sarabun New" w:hAnsi="TH Sarabun New" w:cs="TH Sarabun New"/>
+                <w:rFonts w:cs="TH Sarabun New"/>
                 <w:b/>
                 <w:bCs/>
-                <w:sz w:val="40"/>
-                <w:szCs w:val="40"/>
+                <w:sz w:val="36"/>
+                <w:szCs w:val="36"/>
                 <w:cs/>
               </w:rPr>
-              <w:t>การพัฒนาสื่อดิจิทัลปฏิสัมพันธ์แผนที่ท่องเที่ยว</w:t>
+              <w:t>การพัฒนาสื่อดิจิทัลเพื่อส่งเสริมการท่องเที่ยว</w:t>
             </w:r>
             <w:r>
               <w:rPr>
-                <w:rFonts w:ascii="TH Sarabun New" w:hAnsi="TH Sarabun New" w:cs="TH Sarabun New" w:hint="cs"/>
+                <w:rFonts w:cs="TH Sarabun New" w:hint="cs"/>
                 <w:b/>
                 <w:bCs/>
-                <w:sz w:val="40"/>
-                <w:szCs w:val="40"/>
+                <w:sz w:val="36"/>
+                <w:szCs w:val="36"/>
                 <w:cs/>
               </w:rPr>
-              <w:t>ใน</w:t>
+              <w:t>ในจังหวัด</w:t>
             </w:r>
             <w:r>
               <w:rPr>
-                <w:rFonts w:ascii="TH Sarabun New" w:hAnsi="TH Sarabun New" w:cs="TH Sarabun New"/>
+                <w:rFonts w:cs="TH Sarabun New"/>
                 <w:b/>
                 <w:bCs/>
-                <w:sz w:val="40"/>
-                <w:szCs w:val="40"/>
+                <w:sz w:val="36"/>
+                <w:szCs w:val="36"/>
                 <w:cs/>
               </w:rPr>
-              <w:t>จังหวัดสุรินทร์</w:t>
+              <w:t>สุรินทร์</w:t>
             </w:r>
           </w:p>
           <w:p>
@@ -129,7 +132,7 @@
                 <w:sz w:val="36"/>
                 <w:szCs w:val="36"/>
               </w:rPr>
-              <w:t>The Development of Interactive Digital Media for Tourism Map in Surin Province</w:t>
+              <w:t>Development of Digital Media to Promote Tourism in Surin Province</w:t>
             </w:r>
           </w:p>
         </w:tc>
@@ -1156,7 +1159,6 @@
   <w:style w:type="character" w:default="1" w:styleId="a0">
     <w:name w:val="Default Paragraph Font"/>
     <w:uiPriority w:val="1"/>
-    <w:semiHidden/>
     <w:unhideWhenUsed/>
   </w:style>
   <w:style w:type="table" w:default="1" w:styleId="a1">
